--- a/data/revised_2026-10_full/tracked/v2/Essential_Mathematics/SS2.1_Similarity_and_Enlargement/Essential_Mathematics_Similarity_and_Enlargement_SummaryTable_TRACKED.docx
+++ b/data/revised_2026-10_full/tracked/v2/Essential_Mathematics/SS2.1_Similarity_and_Enlargement/Essential_Mathematics_Similarity_and_Enlargement_SummaryTable_TRACKED.docx
@@ -1848,7 +1848,7 @@
         </w:rPr>
         <w:t xml:space="preserve">© 2026 SeaVuria and ARES. This work is licensed under a </w:t>
       </w:r>
-      <w:hyperlink w:history="1" r:id="rIdbgv7c-ovrfww9qgujlexw">
+      <w:hyperlink w:history="1" r:id="rIddya6asmfrxmmro4m35mso">
         <w:r>
           <w:rPr>
             <w:rFonts w:ascii="Arial" w:cs="Arial" w:eastAsia="Arial" w:hAnsi="Arial"/>
@@ -1868,7 +1868,7 @@
         </w:rPr>
         <w:t xml:space="preserve"> (</w:t>
       </w:r>
-      <w:hyperlink w:history="1" r:id="rId-t09xl8pys6ywyjv2cfst">
+      <w:hyperlink w:history="1" r:id="rIdvlc8fjbd4me0qgni6ht5i">
         <w:r>
           <w:rPr>
             <w:rFonts w:ascii="Arial" w:cs="Arial" w:eastAsia="Arial" w:hAnsi="Arial"/>
@@ -1888,7 +1888,7 @@
         </w:rPr>
         <w:t xml:space="preserve">). To view a copy of this license, visit </w:t>
       </w:r>
-      <w:hyperlink w:history="1" r:id="rIdfixssz5mzumtbh-cmarto">
+      <w:hyperlink w:history="1" r:id="rIdwiwm22s21pnroopkhfebz">
         <w:r>
           <w:rPr>
             <w:rFonts w:ascii="Arial" w:cs="Arial" w:eastAsia="Arial" w:hAnsi="Arial"/>
